--- a/PROYECTO-004-2026-SETP-SINCELEJO/05-ENTREGABLES/E3-Propuesta-Comercial/PROYECTO-004-SETP-SINCELEJO-DOCUMENTO-3-PROPUESTA.docx
+++ b/PROYECTO-004-2026-SETP-SINCELEJO/05-ENTREGABLES/E3-Propuesta-Comercial/PROYECTO-004-SETP-SINCELEJO-DOCUMENTO-3-PROPUESTA.docx
@@ -2,33 +2,7 @@
 <file path=word/document.xml><?xml version="1.0" encoding="utf-8"?>
 <w:document xmlns:w="http://schemas.openxmlformats.org/wordprocessingml/2006/main" xmlns:m="http://schemas.openxmlformats.org/officeDocument/2006/math" xmlns:r="http://schemas.openxmlformats.org/officeDocument/2006/relationships" xmlns:o="urn:schemas-microsoft-com:office:office" xmlns:v="urn:schemas-microsoft-com:vml" xmlns:w10="urn:schemas-microsoft-com:office:word" xmlns:a="http://schemas.openxmlformats.org/drawingml/2006/main" xmlns:pic="http://schemas.openxmlformats.org/drawingml/2006/picture" xmlns:wp="http://schemas.openxmlformats.org/drawingml/2006/wordprocessingDrawing">
   <w:body>
-    <w:sdt>
-      <w:sdtPr>
-        <w:docPartObj>
-          <w:docPartGallery w:val="Table of Contents"/>
-          <w:docPartUnique/>
-        </w:docPartObj>
-      </w:sdtPr>
-      <w:sdtContent>
-        <w:p>
-          <w:pPr>
-            <w:pStyle w:val="TOCHeading"/>
-          </w:pPr>
-          <w:r>
-            <w:t xml:space="preserve">Table of Contents</w:t>
-          </w:r>
-        </w:p>
-        <w:p>
-          <w:r>
-            <w:fldChar w:fldCharType="begin" w:dirty="true"/>
-            <w:instrText xml:space="preserve">TOC \o "1-3" \h \z \u</w:instrText>
-            <w:fldChar w:fldCharType="separate"/>
-            <w:fldChar w:fldCharType="end"/>
-          </w:r>
-        </w:p>
-      </w:sdtContent>
-    </w:sdt>
-    <w:bookmarkStart w:id="68" w:name="proyecto-004-2026-setp-sincelejo"/>
+    <w:bookmarkStart w:id="70" w:name="proyecto-004-2026-setp-sincelejo"/>
     <w:p>
       <w:pPr>
         <w:pStyle w:val="Heading1"/>
@@ -77,7 +51,7 @@
         <w:t xml:space="preserve"> </w:t>
       </w:r>
       <w:r>
-        <w:t xml:space="preserve">1.0</w:t>
+        <w:t xml:space="preserve">1.1</w:t>
       </w:r>
       <w:r>
         <w:br/>
@@ -195,7 +169,7 @@
         <w:pStyle w:val="Compact"/>
       </w:pPr>
       <w:r>
-        <w:t xml:space="preserve">Alcance de la Asesoría INNOVADATACO</w:t>
+        <w:t xml:space="preserve">Alcance Exacto de la Asesoría INNOVADATACO</w:t>
       </w:r>
     </w:p>
     <w:p>
@@ -314,7 +288,7 @@
       </w:r>
     </w:p>
     <w:bookmarkEnd w:id="22"/>
-    <w:bookmarkStart w:id="26" w:name="resumen-ejecutivo-de-la-propuesta"/>
+    <w:bookmarkStart w:id="27" w:name="resumen-ejecutivo-de-la-propuesta"/>
     <w:p>
       <w:pPr>
         <w:pStyle w:val="Heading2"/>
@@ -514,13 +488,13 @@
       </w:r>
     </w:p>
     <w:bookmarkEnd w:id="23"/>
-    <w:bookmarkStart w:id="24" w:name="solución-propuesta"/>
+    <w:bookmarkStart w:id="24" w:name="alcance-exacto-confirmado"/>
     <w:p>
       <w:pPr>
         <w:pStyle w:val="Heading3"/>
       </w:pPr>
       <w:r>
-        <w:t xml:space="preserve">Solución Propuesta</w:t>
+        <w:t xml:space="preserve">Alcance Exacto Confirmado</w:t>
       </w:r>
     </w:p>
     <w:p>
@@ -528,7 +502,15 @@
         <w:pStyle w:val="FirstParagraph"/>
       </w:pPr>
       <w:r>
-        <w:t xml:space="preserve">INNOVADATACO entregará en</w:t>
+        <w:t xml:space="preserve">Tras validación con METRO SABANAS, el alcance de esta asesoría se limita estrictamente a:</w:t>
+      </w:r>
+    </w:p>
+    <w:p>
+      <w:pPr>
+        <w:pStyle w:val="BodyText"/>
+      </w:pPr>
+      <w:r>
+        <w:t xml:space="preserve">✅</w:t>
       </w:r>
       <w:r>
         <w:t xml:space="preserve"> </w:t>
@@ -538,25 +520,171 @@
           <w:bCs/>
           <w:b/>
         </w:rPr>
+        <w:t xml:space="preserve">Equipamiento ITS embarcado en 34 buses</w:t>
+      </w:r>
+      <w:r>
+        <w:t xml:space="preserve"> </w:t>
+      </w:r>
+      <w:r>
+        <w:t xml:space="preserve">— GPS, validadores, CCTV, botón de pánico, conectividad</w:t>
+      </w:r>
+      <w:r>
+        <w:br/>
+      </w:r>
+      <w:r>
+        <w:t xml:space="preserve">✅</w:t>
+      </w:r>
+      <w:r>
+        <w:t xml:space="preserve"> </w:t>
+      </w:r>
+      <w:r>
+        <w:rPr>
+          <w:bCs/>
+          <w:b/>
+        </w:rPr>
+        <w:t xml:space="preserve">Centro de Control de Operaciones (CCO)</w:t>
+      </w:r>
+      <w:r>
+        <w:t xml:space="preserve"> </w:t>
+      </w:r>
+      <w:r>
+        <w:t xml:space="preserve">— Infraestructura física, equipamiento, software, diseño</w:t>
+      </w:r>
+      <w:r>
+        <w:br/>
+      </w:r>
+      <w:r>
+        <w:t xml:space="preserve">✅</w:t>
+      </w:r>
+      <w:r>
+        <w:t xml:space="preserve"> </w:t>
+      </w:r>
+      <w:r>
+        <w:rPr>
+          <w:bCs/>
+          <w:b/>
+        </w:rPr>
+        <w:t xml:space="preserve">Red de conectividad</w:t>
+      </w:r>
+      <w:r>
+        <w:t xml:space="preserve"> </w:t>
+      </w:r>
+      <w:r>
+        <w:t xml:space="preserve">— 4G/5G, VPN, arquitectura de comunicaciones buses-CCO</w:t>
+      </w:r>
+    </w:p>
+    <w:p>
+      <w:pPr>
+        <w:pStyle w:val="BodyText"/>
+      </w:pPr>
+      <w:r>
+        <w:t xml:space="preserve">❌</w:t>
+      </w:r>
+      <w:r>
+        <w:t xml:space="preserve"> </w:t>
+      </w:r>
+      <w:r>
+        <w:rPr>
+          <w:bCs/>
+          <w:b/>
+        </w:rPr>
+        <w:t xml:space="preserve">Paraderos</w:t>
+      </w:r>
+      <w:r>
+        <w:t xml:space="preserve"> </w:t>
+      </w:r>
+      <w:r>
+        <w:t xml:space="preserve">— Fuera de alcance (fase posterior de infraestructura física)</w:t>
+      </w:r>
+      <w:r>
+        <w:br/>
+      </w:r>
+      <w:r>
+        <w:t xml:space="preserve">❌</w:t>
+      </w:r>
+      <w:r>
+        <w:t xml:space="preserve"> </w:t>
+      </w:r>
+      <w:r>
+        <w:rPr>
+          <w:bCs/>
+          <w:b/>
+        </w:rPr>
+        <w:t xml:space="preserve">EtB (Empresa de Telecomunicaciones de Bogotá)</w:t>
+      </w:r>
+      <w:r>
+        <w:t xml:space="preserve"> </w:t>
+      </w:r>
+      <w:r>
+        <w:t xml:space="preserve">— Fuera de alcance (no aplica para SETP Sincelejo)</w:t>
+      </w:r>
+      <w:r>
+        <w:br/>
+      </w:r>
+      <w:r>
+        <w:t xml:space="preserve">❌</w:t>
+      </w:r>
+      <w:r>
+        <w:t xml:space="preserve"> </w:t>
+      </w:r>
+      <w:r>
+        <w:rPr>
+          <w:bCs/>
+          <w:b/>
+        </w:rPr>
+        <w:t xml:space="preserve">Flota y operación</w:t>
+      </w:r>
+      <w:r>
+        <w:t xml:space="preserve"> </w:t>
+      </w:r>
+      <w:r>
+        <w:t xml:space="preserve">— Fuera de alcance (estructuración tecnológica exclusivamente)</w:t>
+      </w:r>
+    </w:p>
+    <w:bookmarkEnd w:id="24"/>
+    <w:bookmarkStart w:id="25" w:name="solución-propuesta"/>
+    <w:p>
+      <w:pPr>
+        <w:pStyle w:val="Heading3"/>
+      </w:pPr>
+      <w:r>
+        <w:t xml:space="preserve">Solución Propuesta</w:t>
+      </w:r>
+    </w:p>
+    <w:p>
+      <w:pPr>
+        <w:pStyle w:val="FirstParagraph"/>
+      </w:pPr>
+      <w:r>
+        <w:t xml:space="preserve">INNOVADATACO entregará en</w:t>
+      </w:r>
+      <w:r>
+        <w:t xml:space="preserve"> </w:t>
+      </w:r>
+      <w:r>
+        <w:rPr>
+          <w:bCs/>
+          <w:b/>
+        </w:rPr>
         <w:t xml:space="preserve">4 semanas</w:t>
       </w:r>
       <w:r>
         <w:t xml:space="preserve"> </w:t>
       </w:r>
       <w:r>
-        <w:t xml:space="preserve">una estructuración técnica completa del componente ITS, incluyendo:</w:t>
+        <w:t xml:space="preserve">una estructuración técnica completa del componente ITS embarcado, incluyendo:</w:t>
       </w:r>
       <w:r>
         <w:t xml:space="preserve"> </w:t>
       </w:r>
       <w:r>
-        <w:t xml:space="preserve">- Arquitectura ITS de 4 niveles</w:t>
+        <w:t xml:space="preserve">- Arquitectura ITS de 4 niveles (Servicios, Lógica, Física, Comunicaciones)</w:t>
       </w:r>
       <w:r>
         <w:t xml:space="preserve"> </w:t>
       </w:r>
       <w:r>
-        <w:t xml:space="preserve">- Especificaciones técnicas de 42 componentes</w:t>
+        <w:t xml:space="preserve">- Especificaciones técnicas de 23 componentes de campo (buses + CCO)</w:t>
       </w:r>
       <w:r>
         <w:t xml:space="preserve"> </w:t>
@@ -583,8 +711,8 @@
         <w:t xml:space="preserve">- Documentación lista para licitación</w:t>
       </w:r>
     </w:p>
-    <w:bookmarkEnd w:id="24"/>
-    <w:bookmarkStart w:id="25" w:name="valor-agregado"/>
+    <w:bookmarkEnd w:id="25"/>
+    <w:bookmarkStart w:id="26" w:name="valor-agregado"/>
     <w:p>
       <w:pPr>
         <w:pStyle w:val="Heading3"/>
@@ -791,9 +919,9 @@
         </w:pict>
       </w:r>
     </w:p>
-    <w:bookmarkEnd w:id="25"/>
     <w:bookmarkEnd w:id="26"/>
-    <w:bookmarkStart w:id="29" w:name="diagnóstico-del-estado-actual"/>
+    <w:bookmarkEnd w:id="27"/>
+    <w:bookmarkStart w:id="30" w:name="diagnóstico-del-estado-actual"/>
     <w:p>
       <w:pPr>
         <w:pStyle w:val="Heading2"/>
@@ -802,7 +930,7 @@
         <w:t xml:space="preserve">2. DIAGNÓSTICO DEL ESTADO ACTUAL</w:t>
       </w:r>
     </w:p>
-    <w:bookmarkStart w:id="27" w:name="inventario-de-documentación-existente"/>
+    <w:bookmarkStart w:id="28" w:name="inventario-de-documentación-existente"/>
     <w:p>
       <w:pPr>
         <w:pStyle w:val="Heading3"/>
@@ -1117,7 +1245,7 @@
               <w:jc w:val="left"/>
             </w:pPr>
             <w:r>
-              <w:t xml:space="preserve">Solo vehículo, sin ITS</w:t>
+              <w:t xml:space="preserve">Solo vehículo, sin ITS embarcado</w:t>
             </w:r>
           </w:p>
         </w:tc>
@@ -1177,8 +1305,8 @@
         </w:tc>
       </w:tr>
     </w:tbl>
-    <w:bookmarkEnd w:id="27"/>
-    <w:bookmarkStart w:id="28" w:name="brechas-técnicas-identificadas"/>
+    <w:bookmarkEnd w:id="28"/>
+    <w:bookmarkStart w:id="29" w:name="brechas-técnicas-identificadas"/>
     <w:p>
       <w:pPr>
         <w:pStyle w:val="Heading3"/>
@@ -1331,18 +1459,18 @@
         </w:pict>
       </w:r>
     </w:p>
-    <w:bookmarkEnd w:id="28"/>
     <w:bookmarkEnd w:id="29"/>
-    <w:bookmarkStart w:id="33" w:name="alcance-de-la-asesoría-innovadataco"/>
+    <w:bookmarkEnd w:id="30"/>
+    <w:bookmarkStart w:id="34" w:name="Xb4d999f831c3ea5a558b16efb3bbc08b8ec321a"/>
     <w:p>
       <w:pPr>
         <w:pStyle w:val="Heading2"/>
       </w:pPr>
       <w:r>
-        <w:t xml:space="preserve">3. ALCANCE DE LA ASESORÍA INNOVADATACO</w:t>
-      </w:r>
-    </w:p>
-    <w:bookmarkStart w:id="30" w:name="incluido-en-la-asesoría-1-mes"/>
+        <w:t xml:space="preserve">3. ALCANCE EXACTO DE LA ASESORÍA INNOVADATACO</w:t>
+      </w:r>
+    </w:p>
+    <w:bookmarkStart w:id="31" w:name="incluido-en-la-asesoría-1-mes"/>
     <w:p>
       <w:pPr>
         <w:pStyle w:val="Heading3"/>
@@ -1525,7 +1653,7 @@
               <w:jc w:val="left"/>
             </w:pPr>
             <w:r>
-              <w:t xml:space="preserve">Precios unitarios de 42 componentes ITS</w:t>
+              <w:t xml:space="preserve">Precios unitarios de 23 componentes ITS</w:t>
             </w:r>
           </w:p>
         </w:tc>
@@ -1609,7 +1737,7 @@
               <w:jc w:val="left"/>
             </w:pPr>
             <w:r>
-              <w:t xml:space="preserve">Fichas técnicas de 42 componentes de campo</w:t>
+              <w:t xml:space="preserve">Fichas técnicas de 23 componentes de campo</w:t>
             </w:r>
           </w:p>
         </w:tc>
@@ -1741,8 +1869,8 @@
         </w:tc>
       </w:tr>
     </w:tbl>
-    <w:bookmarkEnd w:id="30"/>
-    <w:bookmarkStart w:id="31" w:name="específicamente-incluido"/>
+    <w:bookmarkEnd w:id="31"/>
+    <w:bookmarkStart w:id="32" w:name="específicamente-incluido"/>
     <w:p>
       <w:pPr>
         <w:pStyle w:val="Heading3"/>
@@ -1768,12 +1896,6 @@
         <w:br/>
       </w:r>
       <w:r>
-        <w:t xml:space="preserve">✅ Especificaciones de paraderos inteligentes (~40 unidades)</w:t>
-      </w:r>
-      <w:r>
-        <w:br/>
-      </w:r>
-      <w:r>
         <w:t xml:space="preserve">✅ Diseño del Centro de Control de Operaciones (CCO)</w:t>
       </w:r>
       <w:r>
@@ -1819,8 +1941,8 @@
         <w:t xml:space="preserve">✅ Recomendaciones de proveedores y plataformas SaaS</w:t>
       </w:r>
     </w:p>
-    <w:bookmarkEnd w:id="31"/>
-    <w:bookmarkStart w:id="32" w:name="X7bf9941b180f184800f19f8c48c480a8a3c66af"/>
+    <w:bookmarkEnd w:id="32"/>
+    <w:bookmarkStart w:id="33" w:name="X7bf9941b180f184800f19f8c48c480a8a3c66af"/>
     <w:p>
       <w:pPr>
         <w:pStyle w:val="Heading3"/>
@@ -1833,6 +1955,50 @@
       <w:pPr>
         <w:pStyle w:val="FirstParagraph"/>
       </w:pPr>
+      <w:r>
+        <w:t xml:space="preserve">❌</w:t>
+      </w:r>
+      <w:r>
+        <w:t xml:space="preserve"> </w:t>
+      </w:r>
+      <w:r>
+        <w:rPr>
+          <w:bCs/>
+          <w:b/>
+        </w:rPr>
+        <w:t xml:space="preserve">Paraderos inteligentes</w:t>
+      </w:r>
+      <w:r>
+        <w:t xml:space="preserve"> </w:t>
+      </w:r>
+      <w:r>
+        <w:t xml:space="preserve">— Pantallas LED, alimentación solar/eléctrica, protección anti-vandalismo</w:t>
+      </w:r>
+      <w:r>
+        <w:br/>
+      </w:r>
+      <w:r>
+        <w:t xml:space="preserve">❌</w:t>
+      </w:r>
+      <w:r>
+        <w:t xml:space="preserve"> </w:t>
+      </w:r>
+      <w:r>
+        <w:rPr>
+          <w:bCs/>
+          <w:b/>
+        </w:rPr>
+        <w:t xml:space="preserve">EtB (Empresa de Telecomunicaciones de Bogotá)</w:t>
+      </w:r>
+      <w:r>
+        <w:t xml:space="preserve"> </w:t>
+      </w:r>
+      <w:r>
+        <w:t xml:space="preserve">— No aplica para SETP Sincelejo</w:t>
+      </w:r>
+      <w:r>
+        <w:br/>
+      </w:r>
       <w:r>
         <w:t xml:space="preserve">❌ Modelo financiero general del proyecto SETP (flota, vías, terminales)</w:t>
       </w:r>
@@ -1898,9 +2064,9 @@
         </w:pict>
       </w:r>
     </w:p>
-    <w:bookmarkEnd w:id="32"/>
     <w:bookmarkEnd w:id="33"/>
-    <w:bookmarkStart w:id="36" w:name="metodología-de-trabajo"/>
+    <w:bookmarkEnd w:id="34"/>
+    <w:bookmarkStart w:id="37" w:name="metodología-de-trabajo"/>
     <w:p>
       <w:pPr>
         <w:pStyle w:val="Heading2"/>
@@ -1909,7 +2075,7 @@
         <w:t xml:space="preserve">4. METODOLOGÍA DE TRABAJO</w:t>
       </w:r>
     </w:p>
-    <w:bookmarkStart w:id="34" w:name="marco-de-referencia-pm2-adaptado"/>
+    <w:bookmarkStart w:id="35" w:name="marco-de-referencia-pm2-adaptado"/>
     <w:p>
       <w:pPr>
         <w:pStyle w:val="Heading3"/>
@@ -1988,7 +2154,7 @@
         <w:rPr>
           <w:rStyle w:val="VerbatimChar"/>
         </w:rPr>
-        <w:t xml:space="preserve">│   ├─ Validación supuestos (flota, paraderos, CCO)          │</w:t>
+        <w:t xml:space="preserve">│   ├─ Validación supuestos (flota=34 buses, CCO, red)     │</w:t>
       </w:r>
       <w:r>
         <w:br/>
@@ -2087,7 +2253,7 @@
         <w:rPr>
           <w:rStyle w:val="VerbatimChar"/>
         </w:rPr>
-        <w:t xml:space="preserve">│   ├─ Fichas técnicas de 42 componentes                     │</w:t>
+        <w:t xml:space="preserve">│   ├─ Fichas técnicas de 23 componentes                     │</w:t>
       </w:r>
       <w:r>
         <w:br/>
@@ -2189,8 +2355,8 @@
         <w:t xml:space="preserve">└─────────────────────────────────────────────────────────────┘</w:t>
       </w:r>
     </w:p>
-    <w:bookmarkEnd w:id="34"/>
-    <w:bookmarkStart w:id="35" w:name="ritmo-de-trabajo"/>
+    <w:bookmarkEnd w:id="35"/>
+    <w:bookmarkStart w:id="36" w:name="ritmo-de-trabajo"/>
     <w:p>
       <w:pPr>
         <w:pStyle w:val="Heading3"/>
@@ -2294,9 +2460,9 @@
         </w:pict>
       </w:r>
     </w:p>
-    <w:bookmarkEnd w:id="35"/>
     <w:bookmarkEnd w:id="36"/>
-    <w:bookmarkStart w:id="38" w:name="cronograma-de-1-mes"/>
+    <w:bookmarkEnd w:id="37"/>
+    <w:bookmarkStart w:id="39" w:name="cronograma-de-1-mes"/>
     <w:p>
       <w:pPr>
         <w:pStyle w:val="Heading2"/>
@@ -2305,7 +2471,7 @@
         <w:t xml:space="preserve">5. CRONOGRAMA DE 1 MES</w:t>
       </w:r>
     </w:p>
-    <w:bookmarkStart w:id="37" w:name="vista-de-calendario"/>
+    <w:bookmarkStart w:id="38" w:name="vista-de-calendario"/>
     <w:p>
       <w:pPr>
         <w:pStyle w:val="Heading3"/>
@@ -2458,9 +2624,9 @@
         </w:pict>
       </w:r>
     </w:p>
-    <w:bookmarkEnd w:id="37"/>
     <w:bookmarkEnd w:id="38"/>
-    <w:bookmarkStart w:id="43" w:name="actividades-detalladas-por-semana"/>
+    <w:bookmarkEnd w:id="39"/>
+    <w:bookmarkStart w:id="44" w:name="actividades-detalladas-por-semana"/>
     <w:p>
       <w:pPr>
         <w:pStyle w:val="Heading2"/>
@@ -2469,7 +2635,7 @@
         <w:t xml:space="preserve">6. ACTIVIDADES DETALLADAS POR SEMANA</w:t>
       </w:r>
     </w:p>
-    <w:bookmarkStart w:id="39" w:name="semana-1-diagnóstico-y-arquitectura"/>
+    <w:bookmarkStart w:id="40" w:name="semana-1-diagnóstico-y-arquitectura"/>
     <w:p>
       <w:pPr>
         <w:pStyle w:val="Heading3"/>
@@ -2623,7 +2789,7 @@
               <w:jc w:val="left"/>
             </w:pPr>
             <w:r>
-              <w:t xml:space="preserve">Validación supuestos: flota, rutas, paraderos, CCO</w:t>
+              <w:t xml:space="preserve">Validación supuestos: flota=34, rutas=5, CCO, red</w:t>
             </w:r>
           </w:p>
         </w:tc>
@@ -2929,8 +3095,8 @@
         </w:tc>
       </w:tr>
     </w:tbl>
-    <w:bookmarkEnd w:id="39"/>
-    <w:bookmarkStart w:id="40" w:name="X23d2c5565772f06e710f5b5c9d81f703057e815"/>
+    <w:bookmarkEnd w:id="40"/>
+    <w:bookmarkStart w:id="41" w:name="X23d2c5565772f06e710f5b5c9d81f703057e815"/>
     <w:p>
       <w:pPr>
         <w:pStyle w:val="Heading3"/>
@@ -3054,7 +3220,7 @@
               <w:jc w:val="left"/>
             </w:pPr>
             <w:r>
-              <w:t xml:space="preserve">Lista 42 componentes</w:t>
+              <w:t xml:space="preserve">Lista 23 componentes</w:t>
             </w:r>
           </w:p>
         </w:tc>
@@ -3084,7 +3250,7 @@
               <w:jc w:val="left"/>
             </w:pPr>
             <w:r>
-              <w:t xml:space="preserve">Contacto proveedores (GPS, validadores, CCTV, pantallas, redes)</w:t>
+              <w:t xml:space="preserve">Contacto proveedores (GPS, validadores, CCTV, redes)</w:t>
             </w:r>
           </w:p>
         </w:tc>
@@ -3225,8 +3391,8 @@
         </w:tc>
       </w:tr>
     </w:tbl>
-    <w:bookmarkEnd w:id="40"/>
-    <w:bookmarkStart w:id="41" w:name="semana-3-especificaciones-y-planes"/>
+    <w:bookmarkEnd w:id="41"/>
+    <w:bookmarkStart w:id="42" w:name="semana-3-especificaciones-y-planes"/>
     <w:p>
       <w:pPr>
         <w:pStyle w:val="Heading3"/>
@@ -3350,7 +3516,7 @@
               <w:jc w:val="left"/>
             </w:pPr>
             <w:r>
-              <w:t xml:space="preserve">12 fichas técnicas buses</w:t>
+              <w:t xml:space="preserve">11 fichas técnicas buses</w:t>
             </w:r>
           </w:p>
         </w:tc>
@@ -3380,7 +3546,7 @@
               <w:jc w:val="left"/>
             </w:pPr>
             <w:r>
-              <w:t xml:space="preserve">Fichas técnicas paraderos (3 tipologías)</w:t>
+              <w:t xml:space="preserve">Fichas técnicas CCO</w:t>
             </w:r>
           </w:p>
         </w:tc>
@@ -3404,61 +3570,7 @@
               <w:jc w:val="left"/>
             </w:pPr>
             <w:r>
-              <w:t xml:space="preserve">3 fichas técnicas paraderos</w:t>
-            </w:r>
-          </w:p>
-        </w:tc>
-      </w:tr>
-      <w:tr>
-        <w:tc>
-          <w:tcPr/>
-          <w:p>
-            <w:pPr>
-              <w:pStyle w:val="Compact"/>
-              <w:jc w:val="left"/>
-            </w:pPr>
-            <w:r>
-              <w:rPr>
-                <w:bCs/>
-                <w:b/>
-              </w:rPr>
-              <w:t xml:space="preserve">Miércoles</w:t>
-            </w:r>
-          </w:p>
-        </w:tc>
-        <w:tc>
-          <w:tcPr/>
-          <w:p>
-            <w:pPr>
-              <w:pStyle w:val="Compact"/>
-              <w:jc w:val="left"/>
-            </w:pPr>
-            <w:r>
-              <w:t xml:space="preserve">Fichas técnicas CCO</w:t>
-            </w:r>
-          </w:p>
-        </w:tc>
-        <w:tc>
-          <w:tcPr/>
-          <w:p>
-            <w:pPr>
-              <w:pStyle w:val="Compact"/>
-              <w:jc w:val="left"/>
-            </w:pPr>
-            <w:r>
-              <w:t xml:space="preserve">INNOVADATACO</w:t>
-            </w:r>
-          </w:p>
-        </w:tc>
-        <w:tc>
-          <w:tcPr/>
-          <w:p>
-            <w:pPr>
-              <w:pStyle w:val="Compact"/>
-              <w:jc w:val="left"/>
-            </w:pPr>
-            <w:r>
-              <w:t xml:space="preserve">1 ficha técnica CCO</w:t>
+              <w:t xml:space="preserve">12 fichas técnicas CCO</w:t>
             </w:r>
           </w:p>
         </w:tc>
@@ -3680,8 +3792,8 @@
         </w:tc>
       </w:tr>
     </w:tbl>
-    <w:bookmarkEnd w:id="41"/>
-    <w:bookmarkStart w:id="42" w:name="semana-4-validación-y-entrega-final"/>
+    <w:bookmarkEnd w:id="42"/>
+    <w:bookmarkStart w:id="43" w:name="semana-4-validación-y-entrega-final"/>
     <w:p>
       <w:pPr>
         <w:pStyle w:val="Heading3"/>
@@ -3980,9 +4092,9 @@
         </w:pict>
       </w:r>
     </w:p>
-    <w:bookmarkEnd w:id="42"/>
     <w:bookmarkEnd w:id="43"/>
-    <w:bookmarkStart w:id="46" w:name="entregables-del-servicio"/>
+    <w:bookmarkEnd w:id="44"/>
+    <w:bookmarkStart w:id="47" w:name="entregables-del-servicio"/>
     <w:p>
       <w:pPr>
         <w:pStyle w:val="Heading2"/>
@@ -3991,7 +4103,7 @@
         <w:t xml:space="preserve">7. ENTREGABLES DEL SERVICIO</w:t>
       </w:r>
     </w:p>
-    <w:bookmarkStart w:id="44" w:name="lista-completa-de-entregables"/>
+    <w:bookmarkStart w:id="45" w:name="lista-completa-de-entregables"/>
     <w:p>
       <w:pPr>
         <w:pStyle w:val="Heading3"/>
@@ -4361,7 +4473,7 @@
               <w:jc w:val="left"/>
             </w:pPr>
             <w:r>
-              <w:t xml:space="preserve">Fichas Técnicas: Equipamiento a bordo (12 componentes)</w:t>
+              <w:t xml:space="preserve">Fichas Técnicas: Equipamiento a bordo (11 componentes)</w:t>
             </w:r>
           </w:p>
         </w:tc>
@@ -4415,7 +4527,7 @@
               <w:jc w:val="left"/>
             </w:pPr>
             <w:r>
-              <w:t xml:space="preserve">Fichas Técnicas: Paraderos (3 tipologías)</w:t>
+              <w:t xml:space="preserve">Fichas Técnicas: CCO (12 componentes)</w:t>
             </w:r>
           </w:p>
         </w:tc>
@@ -4469,19 +4581,19 @@
               <w:jc w:val="left"/>
             </w:pPr>
             <w:r>
-              <w:t xml:space="preserve">Ficha Técnica: Centro de Control de Operaciones (CCO)</w:t>
-            </w:r>
-          </w:p>
-        </w:tc>
-        <w:tc>
-          <w:tcPr/>
-          <w:p>
-            <w:pPr>
-              <w:pStyle w:val="Compact"/>
-              <w:jc w:val="left"/>
-            </w:pPr>
-            <w:r>
-              <w:t xml:space="preserve">DOCX</w:t>
+              <w:t xml:space="preserve">Matriz de Requerimientos Funcionales (RF)</w:t>
+            </w:r>
+          </w:p>
+        </w:tc>
+        <w:tc>
+          <w:tcPr/>
+          <w:p>
+            <w:pPr>
+              <w:pStyle w:val="Compact"/>
+              <w:jc w:val="left"/>
+            </w:pPr>
+            <w:r>
+              <w:t xml:space="preserve">Excel</w:t>
             </w:r>
           </w:p>
         </w:tc>
@@ -4523,7 +4635,7 @@
               <w:jc w:val="left"/>
             </w:pPr>
             <w:r>
-              <w:t xml:space="preserve">Matriz de Requerimientos Funcionales (RF)</w:t>
+              <w:t xml:space="preserve">Matriz de Requisitos No Funcionales (RNF)</w:t>
             </w:r>
           </w:p>
         </w:tc>
@@ -4577,19 +4689,19 @@
               <w:jc w:val="left"/>
             </w:pPr>
             <w:r>
-              <w:t xml:space="preserve">Matriz de Requisitos No Funcionales (RNF)</w:t>
-            </w:r>
-          </w:p>
-        </w:tc>
-        <w:tc>
-          <w:tcPr/>
-          <w:p>
-            <w:pPr>
-              <w:pStyle w:val="Compact"/>
-              <w:jc w:val="left"/>
-            </w:pPr>
-            <w:r>
-              <w:t xml:space="preserve">Excel</w:t>
+              <w:t xml:space="preserve">Dashboard de Indicadores de Rendimiento (KPI)</w:t>
+            </w:r>
+          </w:p>
+        </w:tc>
+        <w:tc>
+          <w:tcPr/>
+          <w:p>
+            <w:pPr>
+              <w:pStyle w:val="Compact"/>
+              <w:jc w:val="left"/>
+            </w:pPr>
+            <w:r>
+              <w:t xml:space="preserve">Excel + Dashboard</w:t>
             </w:r>
           </w:p>
         </w:tc>
@@ -4631,19 +4743,19 @@
               <w:jc w:val="left"/>
             </w:pPr>
             <w:r>
-              <w:t xml:space="preserve">Dashboard de Indicadores de Rendimiento (KPI)</w:t>
-            </w:r>
-          </w:p>
-        </w:tc>
-        <w:tc>
-          <w:tcPr/>
-          <w:p>
-            <w:pPr>
-              <w:pStyle w:val="Compact"/>
-              <w:jc w:val="left"/>
-            </w:pPr>
-            <w:r>
-              <w:t xml:space="preserve">Excel + Dashboard</w:t>
+              <w:t xml:space="preserve">Plan de Ciberseguridad ITS</w:t>
+            </w:r>
+          </w:p>
+        </w:tc>
+        <w:tc>
+          <w:tcPr/>
+          <w:p>
+            <w:pPr>
+              <w:pStyle w:val="Compact"/>
+              <w:jc w:val="left"/>
+            </w:pPr>
+            <w:r>
+              <w:t xml:space="preserve">DOCX</w:t>
             </w:r>
           </w:p>
         </w:tc>
@@ -4685,19 +4797,19 @@
               <w:jc w:val="left"/>
             </w:pPr>
             <w:r>
-              <w:t xml:space="preserve">Plan de Ciberseguridad ITS</w:t>
-            </w:r>
-          </w:p>
-        </w:tc>
-        <w:tc>
-          <w:tcPr/>
-          <w:p>
-            <w:pPr>
-              <w:pStyle w:val="Compact"/>
-              <w:jc w:val="left"/>
-            </w:pPr>
-            <w:r>
-              <w:t xml:space="preserve">DOCX</w:t>
+              <w:t xml:space="preserve">Plan de Implementación 6 Meses</w:t>
+            </w:r>
+          </w:p>
+        </w:tc>
+        <w:tc>
+          <w:tcPr/>
+          <w:p>
+            <w:pPr>
+              <w:pStyle w:val="Compact"/>
+              <w:jc w:val="left"/>
+            </w:pPr>
+            <w:r>
+              <w:t xml:space="preserve">DOCX + MS Project</w:t>
             </w:r>
           </w:p>
         </w:tc>
@@ -4739,31 +4851,31 @@
               <w:jc w:val="left"/>
             </w:pPr>
             <w:r>
-              <w:t xml:space="preserve">Plan de Implementación 6 Meses</w:t>
-            </w:r>
-          </w:p>
-        </w:tc>
-        <w:tc>
-          <w:tcPr/>
-          <w:p>
-            <w:pPr>
-              <w:pStyle w:val="Compact"/>
-              <w:jc w:val="left"/>
-            </w:pPr>
-            <w:r>
-              <w:t xml:space="preserve">DOCX + MS Project</w:t>
-            </w:r>
-          </w:p>
-        </w:tc>
-        <w:tc>
-          <w:tcPr/>
-          <w:p>
-            <w:pPr>
-              <w:pStyle w:val="Compact"/>
-              <w:jc w:val="left"/>
-            </w:pPr>
-            <w:r>
-              <w:t xml:space="preserve">3</w:t>
+              <w:t xml:space="preserve">Presentación Ejecutiva para Directivos</w:t>
+            </w:r>
+          </w:p>
+        </w:tc>
+        <w:tc>
+          <w:tcPr/>
+          <w:p>
+            <w:pPr>
+              <w:pStyle w:val="Compact"/>
+              <w:jc w:val="left"/>
+            </w:pPr>
+            <w:r>
+              <w:t xml:space="preserve">PowerPoint</w:t>
+            </w:r>
+          </w:p>
+        </w:tc>
+        <w:tc>
+          <w:tcPr/>
+          <w:p>
+            <w:pPr>
+              <w:pStyle w:val="Compact"/>
+              <w:jc w:val="left"/>
+            </w:pPr>
+            <w:r>
+              <w:t xml:space="preserve">4</w:t>
             </w:r>
           </w:p>
         </w:tc>
@@ -4793,19 +4905,19 @@
               <w:jc w:val="left"/>
             </w:pPr>
             <w:r>
-              <w:t xml:space="preserve">Presentación Ejecutiva para Directivos</w:t>
-            </w:r>
-          </w:p>
-        </w:tc>
-        <w:tc>
-          <w:tcPr/>
-          <w:p>
-            <w:pPr>
-              <w:pStyle w:val="Compact"/>
-              <w:jc w:val="left"/>
-            </w:pPr>
-            <w:r>
-              <w:t xml:space="preserve">PowerPoint</w:t>
+              <w:t xml:space="preserve">Repositorio GitHub con toda la documentación</w:t>
+            </w:r>
+          </w:p>
+        </w:tc>
+        <w:tc>
+          <w:tcPr/>
+          <w:p>
+            <w:pPr>
+              <w:pStyle w:val="Compact"/>
+              <w:jc w:val="left"/>
+            </w:pPr>
+            <w:r>
+              <w:t xml:space="preserve">GitHub</w:t>
             </w:r>
           </w:p>
         </w:tc>
@@ -4822,63 +4934,9 @@
           </w:p>
         </w:tc>
       </w:tr>
-      <w:tr>
-        <w:tc>
-          <w:tcPr/>
-          <w:p>
-            <w:pPr>
-              <w:pStyle w:val="Compact"/>
-              <w:jc w:val="left"/>
-            </w:pPr>
-            <w:r>
-              <w:rPr>
-                <w:bCs/>
-                <w:b/>
-              </w:rPr>
-              <w:t xml:space="preserve">E-15</w:t>
-            </w:r>
-          </w:p>
-        </w:tc>
-        <w:tc>
-          <w:tcPr/>
-          <w:p>
-            <w:pPr>
-              <w:pStyle w:val="Compact"/>
-              <w:jc w:val="left"/>
-            </w:pPr>
-            <w:r>
-              <w:t xml:space="preserve">Repositorio GitHub con toda la documentación</w:t>
-            </w:r>
-          </w:p>
-        </w:tc>
-        <w:tc>
-          <w:tcPr/>
-          <w:p>
-            <w:pPr>
-              <w:pStyle w:val="Compact"/>
-              <w:jc w:val="left"/>
-            </w:pPr>
-            <w:r>
-              <w:t xml:space="preserve">GitHub</w:t>
-            </w:r>
-          </w:p>
-        </w:tc>
-        <w:tc>
-          <w:tcPr/>
-          <w:p>
-            <w:pPr>
-              <w:pStyle w:val="Compact"/>
-              <w:jc w:val="left"/>
-            </w:pPr>
-            <w:r>
-              <w:t xml:space="preserve">4</w:t>
-            </w:r>
-          </w:p>
-        </w:tc>
-      </w:tr>
     </w:tbl>
-    <w:bookmarkEnd w:id="44"/>
-    <w:bookmarkStart w:id="45" w:name="estructura-del-paquete-documental-final"/>
+    <w:bookmarkEnd w:id="45"/>
+    <w:bookmarkStart w:id="46" w:name="estructura-del-paquete-documental-final"/>
     <w:p>
       <w:pPr>
         <w:pStyle w:val="Heading3"/>
@@ -5004,15 +5062,6 @@
           <w:rStyle w:val="VerbatimChar"/>
         </w:rPr>
         <w:t xml:space="preserve">│   ├── FT-Buses-Equipamiento-a-bordo.docx</w:t>
-      </w:r>
-      <w:r>
-        <w:br/>
-      </w:r>
-      <w:r>
-        <w:rPr>
-          <w:rStyle w:val="VerbatimChar"/>
-        </w:rPr>
-        <w:t xml:space="preserve">│   ├── FT-Paraderos-3-tipologias.docx</w:t>
       </w:r>
       <w:r>
         <w:br/>
@@ -5139,9 +5188,9 @@
         </w:pict>
       </w:r>
     </w:p>
-    <w:bookmarkEnd w:id="45"/>
     <w:bookmarkEnd w:id="46"/>
-    <w:bookmarkStart w:id="47" w:name="equipo-innovadataco-asignado"/>
+    <w:bookmarkEnd w:id="47"/>
+    <w:bookmarkStart w:id="48" w:name="equipo-innovadataco-asignado"/>
     <w:p>
       <w:pPr>
         <w:pStyle w:val="Heading2"/>
@@ -5494,8 +5543,8 @@
         </w:pict>
       </w:r>
     </w:p>
-    <w:bookmarkEnd w:id="47"/>
-    <w:bookmarkStart w:id="52" w:name="estudio-de-mercado-componente-its"/>
+    <w:bookmarkEnd w:id="48"/>
+    <w:bookmarkStart w:id="53" w:name="estudio-de-mercado-componente-its"/>
     <w:p>
       <w:pPr>
         <w:pStyle w:val="Heading2"/>
@@ -5504,7 +5553,7 @@
         <w:t xml:space="preserve">9. ESTUDIO DE MERCADO — COMPONENTE ITS</w:t>
       </w:r>
     </w:p>
-    <w:bookmarkStart w:id="48" w:name="metodología-del-estudio"/>
+    <w:bookmarkStart w:id="49" w:name="metodología-del-estudio"/>
     <w:p>
       <w:pPr>
         <w:pStyle w:val="Heading3"/>
@@ -5545,8 +5594,8 @@
         <w:t xml:space="preserve">- Condiciones de garantía y soporte</w:t>
       </w:r>
     </w:p>
-    <w:bookmarkEnd w:id="48"/>
-    <w:bookmarkStart w:id="49" w:name="componentes-a-cotizar"/>
+    <w:bookmarkEnd w:id="49"/>
+    <w:bookmarkStart w:id="50" w:name="componentes-a-cotizar"/>
     <w:p>
       <w:pPr>
         <w:pStyle w:val="Heading3"/>
@@ -5675,7 +5724,7 @@
               <w:jc w:val="left"/>
             </w:pPr>
             <w:r>
-              <w:t xml:space="preserve">Validadores NFC, impresoras térmicas</w:t>
+              <w:t xml:space="preserve">Validadores Mifare/NFC, lectores QR</w:t>
             </w:r>
           </w:p>
         </w:tc>
@@ -5688,48 +5737,6 @@
             </w:pPr>
             <w:r>
               <w:t xml:space="preserve">68 unidades</w:t>
-            </w:r>
-          </w:p>
-        </w:tc>
-      </w:tr>
-      <w:tr>
-        <w:tc>
-          <w:tcPr/>
-          <w:p>
-            <w:pPr>
-              <w:pStyle w:val="Compact"/>
-              <w:jc w:val="left"/>
-            </w:pPr>
-            <w:r>
-              <w:rPr>
-                <w:bCs/>
-                <w:b/>
-              </w:rPr>
-              <w:t xml:space="preserve">Pantallas</w:t>
-            </w:r>
-          </w:p>
-        </w:tc>
-        <w:tc>
-          <w:tcPr/>
-          <w:p>
-            <w:pPr>
-              <w:pStyle w:val="Compact"/>
-              <w:jc w:val="left"/>
-            </w:pPr>
-            <w:r>
-              <w:t xml:space="preserve">LED paraderos, LED buses</w:t>
-            </w:r>
-          </w:p>
-        </w:tc>
-        <w:tc>
-          <w:tcPr/>
-          <w:p>
-            <w:pPr>
-              <w:pStyle w:val="Compact"/>
-              <w:jc w:val="left"/>
-            </w:pPr>
-            <w:r>
-              <w:t xml:space="preserve">108 unidades</w:t>
             </w:r>
           </w:p>
         </w:tc>
@@ -5759,19 +5766,19 @@
               <w:jc w:val="left"/>
             </w:pPr>
             <w:r>
-              <w:t xml:space="preserve">Cámaras interior/exterior, NVR</w:t>
-            </w:r>
-          </w:p>
-        </w:tc>
-        <w:tc>
-          <w:tcPr/>
-          <w:p>
-            <w:pPr>
-              <w:pStyle w:val="Compact"/>
-              <w:jc w:val="left"/>
-            </w:pPr>
-            <w:r>
-              <w:t xml:space="preserve">204 unidades</w:t>
+              <w:t xml:space="preserve">Cámaras interior bus, grabadores SSD</w:t>
+            </w:r>
+          </w:p>
+        </w:tc>
+        <w:tc>
+          <w:tcPr/>
+          <w:p>
+            <w:pPr>
+              <w:pStyle w:val="Compact"/>
+              <w:jc w:val="left"/>
+            </w:pPr>
+            <w:r>
+              <w:t xml:space="preserve">102 unidades</w:t>
             </w:r>
           </w:p>
         </w:tc>
@@ -5801,7 +5808,7 @@
               <w:jc w:val="left"/>
             </w:pPr>
             <w:r>
-              <w:t xml:space="preserve">Dispositivos 4G con GPS</w:t>
+              <w:t xml:space="preserve">Dispositivos con GPS y comunicación</w:t>
             </w:r>
           </w:p>
         </w:tc>
@@ -5885,19 +5892,19 @@
               <w:jc w:val="left"/>
             </w:pPr>
             <w:r>
-              <w:t xml:space="preserve">Servidores, firewall, videowall</w:t>
-            </w:r>
-          </w:p>
-        </w:tc>
-        <w:tc>
-          <w:tcPr/>
-          <w:p>
-            <w:pPr>
-              <w:pStyle w:val="Compact"/>
-              <w:jc w:val="left"/>
-            </w:pPr>
-            <w:r>
-              <w:t xml:space="preserve">25 unidades</w:t>
+              <w:t xml:space="preserve">Videowall, estaciones trabajo, UPS, rack</w:t>
+            </w:r>
+          </w:p>
+        </w:tc>
+        <w:tc>
+          <w:tcPr/>
+          <w:p>
+            <w:pPr>
+              <w:pStyle w:val="Compact"/>
+              <w:jc w:val="left"/>
+            </w:pPr>
+            <w:r>
+              <w:t xml:space="preserve">22 unidades</w:t>
             </w:r>
           </w:p>
         </w:tc>
@@ -5927,7 +5934,7 @@
               <w:jc w:val="left"/>
             </w:pPr>
             <w:r>
-              <w:t xml:space="preserve">Plataforma ITS, NVR, BI, help desk</w:t>
+              <w:t xml:space="preserve">Plataforma ITS, VMS, BI, ticketing</w:t>
             </w:r>
           </w:p>
         </w:tc>
@@ -5945,8 +5952,26 @@
         </w:tc>
       </w:tr>
     </w:tbl>
-    <w:bookmarkEnd w:id="49"/>
-    <w:bookmarkStart w:id="50" w:name="fuentes-de-información"/>
+    <w:p>
+      <w:pPr>
+        <w:pStyle w:val="BodyText"/>
+      </w:pPr>
+      <w:r>
+        <w:rPr>
+          <w:bCs/>
+          <w:b/>
+        </w:rPr>
+        <w:t xml:space="preserve">Nota:</w:t>
+      </w:r>
+      <w:r>
+        <w:t xml:space="preserve"> </w:t>
+      </w:r>
+      <w:r>
+        <w:t xml:space="preserve">Paraderos y sus pantallas LED se excluyen del estudio de mercado por estar fuera del alcance confirmado.</w:t>
+      </w:r>
+    </w:p>
+    <w:bookmarkEnd w:id="50"/>
+    <w:bookmarkStart w:id="51" w:name="fuentes-de-información"/>
     <w:p>
       <w:pPr>
         <w:pStyle w:val="Heading3"/>
@@ -5964,7 +5989,7 @@
         <w:pStyle w:val="Compact"/>
       </w:pPr>
       <w:r>
-        <w:t xml:space="preserve">Cotización directa a proveedores (Vixtera, Queclink, Hikvision, Conduent)</w:t>
+        <w:t xml:space="preserve">Cotización directa a proveedores (Queclink, Hikvision, Vixtera, Conduent)</w:t>
       </w:r>
     </w:p>
     <w:p>
@@ -6003,8 +6028,8 @@
         <w:t xml:space="preserve">Experiencia INNOVADATACO en proyectos similares</w:t>
       </w:r>
     </w:p>
-    <w:bookmarkEnd w:id="50"/>
-    <w:bookmarkStart w:id="51" w:name="entregable-del-estudio"/>
+    <w:bookmarkEnd w:id="51"/>
+    <w:bookmarkStart w:id="52" w:name="entregable-del-estudio"/>
     <w:p>
       <w:pPr>
         <w:pStyle w:val="Heading3"/>
@@ -6058,9 +6083,9 @@
         </w:pict>
       </w:r>
     </w:p>
-    <w:bookmarkEnd w:id="51"/>
     <w:bookmarkEnd w:id="52"/>
-    <w:bookmarkStart w:id="55" w:name="valoración-del-servicio"/>
+    <w:bookmarkEnd w:id="53"/>
+    <w:bookmarkStart w:id="56" w:name="valoración-del-servicio"/>
     <w:p>
       <w:pPr>
         <w:pStyle w:val="Heading2"/>
@@ -6069,7 +6094,7 @@
         <w:t xml:space="preserve">10. VALORACIÓN DEL SERVICIO</w:t>
       </w:r>
     </w:p>
-    <w:bookmarkStart w:id="53" w:name="desglose-de-valor"/>
+    <w:bookmarkStart w:id="54" w:name="desglose-de-valor"/>
     <w:p>
       <w:pPr>
         <w:pStyle w:val="Heading3"/>
@@ -6168,7 +6193,7 @@
               <w:jc w:val="left"/>
             </w:pPr>
             <w:r>
-              <w:t xml:space="preserve">Diseño 4 niveles, 42 componentes, diagramas</w:t>
+              <w:t xml:space="preserve">Diseño 4 niveles, 23 componentes, diagramas</w:t>
             </w:r>
           </w:p>
         </w:tc>
@@ -6420,7 +6445,7 @@
               <w:jc w:val="left"/>
             </w:pPr>
             <w:r>
-              <w:t xml:space="preserve">Paquete 15 entregables, PPT ejecutiva</w:t>
+              <w:t xml:space="preserve">Paquete 14 entregables, PPT ejecutiva</w:t>
             </w:r>
           </w:p>
         </w:tc>
@@ -6462,7 +6487,7 @@
               <w:jc w:val="left"/>
             </w:pPr>
             <w:r>
-              <w:t xml:space="preserve">Coordination, reuniones, ajustes, control</w:t>
+              <w:t xml:space="preserve">Coordinación, reuniones, ajustes, control</w:t>
             </w:r>
           </w:p>
         </w:tc>
@@ -6594,8 +6619,8 @@
         </w:tc>
       </w:tr>
     </w:tbl>
-    <w:bookmarkEnd w:id="53"/>
-    <w:bookmarkStart w:id="54" w:name="comparación-de-valor"/>
+    <w:bookmarkEnd w:id="54"/>
+    <w:bookmarkStart w:id="55" w:name="comparación-de-valor"/>
     <w:p>
       <w:pPr>
         <w:pStyle w:val="Heading3"/>
@@ -6809,9 +6834,9 @@
         </w:pict>
       </w:r>
     </w:p>
-    <w:bookmarkEnd w:id="54"/>
     <w:bookmarkEnd w:id="55"/>
-    <w:bookmarkStart w:id="59" w:name="condiciones-comerciales"/>
+    <w:bookmarkEnd w:id="56"/>
+    <w:bookmarkStart w:id="60" w:name="condiciones-comerciales"/>
     <w:p>
       <w:pPr>
         <w:pStyle w:val="Heading2"/>
@@ -6820,7 +6845,7 @@
         <w:t xml:space="preserve">11. CONDICIONES COMERCIALES</w:t>
       </w:r>
     </w:p>
-    <w:bookmarkStart w:id="56" w:name="forma-de-pago"/>
+    <w:bookmarkStart w:id="57" w:name="forma-de-pago"/>
     <w:p>
       <w:pPr>
         <w:pStyle w:val="Heading3"/>
@@ -7058,8 +7083,8 @@
         </w:tc>
       </w:tr>
     </w:tbl>
-    <w:bookmarkEnd w:id="56"/>
-    <w:bookmarkStart w:id="57" w:name="condiciones-generales"/>
+    <w:bookmarkEnd w:id="57"/>
+    <w:bookmarkStart w:id="58" w:name="condiciones-generales"/>
     <w:p>
       <w:pPr>
         <w:pStyle w:val="Heading3"/>
@@ -7222,8 +7247,8 @@
         <w:t xml:space="preserve">Transferencia bancaria a INNOVADATACO SAS</w:t>
       </w:r>
     </w:p>
-    <w:bookmarkEnd w:id="57"/>
-    <w:bookmarkStart w:id="58" w:name="supuestos-de-la-propuesta"/>
+    <w:bookmarkEnd w:id="58"/>
+    <w:bookmarkStart w:id="59" w:name="supuestos-de-la-propuesta"/>
     <w:p>
       <w:pPr>
         <w:pStyle w:val="Heading3"/>
@@ -7265,7 +7290,7 @@
         <w:pStyle w:val="Compact"/>
       </w:pPr>
       <w:r>
-        <w:t xml:space="preserve">Los supuestos de flota, paraderos, y CCO se validan en kick-off</w:t>
+        <w:t xml:space="preserve">Los supuestos de flota (34 buses), rutas (5), y CCO se validan en kick-off</w:t>
       </w:r>
     </w:p>
     <w:p>
@@ -7277,6 +7302,22 @@
         <w:pStyle w:val="Compact"/>
       </w:pPr>
       <w:r>
+        <w:rPr>
+          <w:bCs/>
+          <w:b/>
+        </w:rPr>
+        <w:t xml:space="preserve">Paraderos y EtB están fuera de alcance confirmado</w:t>
+      </w:r>
+    </w:p>
+    <w:p>
+      <w:pPr>
+        <w:numPr>
+          <w:ilvl w:val="0"/>
+          <w:numId w:val="1005"/>
+        </w:numPr>
+        <w:pStyle w:val="Compact"/>
+      </w:pPr>
+      <w:r>
         <w:t xml:space="preserve">Si la flota definitiva difiere significativamente de 34 buses, se ajusta alcance</w:t>
       </w:r>
     </w:p>
@@ -7287,9 +7328,9 @@
         </w:pict>
       </w:r>
     </w:p>
-    <w:bookmarkEnd w:id="58"/>
     <w:bookmarkEnd w:id="59"/>
-    <w:bookmarkStart w:id="62" w:name="próximos-pasos"/>
+    <w:bookmarkEnd w:id="60"/>
+    <w:bookmarkStart w:id="63" w:name="próximos-pasos"/>
     <w:p>
       <w:pPr>
         <w:pStyle w:val="Heading2"/>
@@ -7298,7 +7339,7 @@
         <w:t xml:space="preserve">12. PRÓXIMOS PASOS</w:t>
       </w:r>
     </w:p>
-    <w:bookmarkStart w:id="60" w:name="para-aceptar-la-propuesta"/>
+    <w:bookmarkStart w:id="61" w:name="para-aceptar-la-propuesta"/>
     <w:p>
       <w:pPr>
         <w:pStyle w:val="Heading3"/>
@@ -7426,8 +7467,8 @@
         <w:t xml:space="preserve">Paso 7 ──► METRO SABANAS listo para licitar componente ITS</w:t>
       </w:r>
     </w:p>
-    <w:bookmarkEnd w:id="60"/>
-    <w:bookmarkStart w:id="61" w:name="contacto-innovadataco"/>
+    <w:bookmarkEnd w:id="61"/>
+    <w:bookmarkStart w:id="62" w:name="contacto-innovadataco"/>
     <w:p>
       <w:pPr>
         <w:pStyle w:val="Heading3"/>
@@ -7665,9 +7706,9 @@
         </w:pict>
       </w:r>
     </w:p>
-    <w:bookmarkEnd w:id="61"/>
     <w:bookmarkEnd w:id="62"/>
-    <w:bookmarkStart w:id="66" w:name="anexos"/>
+    <w:bookmarkEnd w:id="63"/>
+    <w:bookmarkStart w:id="68" w:name="anexos"/>
     <w:p>
       <w:pPr>
         <w:pStyle w:val="Heading2"/>
@@ -7676,13 +7717,13 @@
         <w:t xml:space="preserve">ANEXOS</w:t>
       </w:r>
     </w:p>
-    <w:bookmarkStart w:id="63" w:name="anexo-a-carta-de-intención-plantilla"/>
+    <w:bookmarkStart w:id="64" w:name="anexo-a-alcance-confirmado-por-escrito"/>
     <w:p>
       <w:pPr>
         <w:pStyle w:val="Heading3"/>
       </w:pPr>
       <w:r>
-        <w:t xml:space="preserve">Anexo A: Carta de Intención (Plantilla)</w:t>
+        <w:t xml:space="preserve">Anexo A: Alcance Confirmado por Escrito</w:t>
       </w:r>
     </w:p>
     <w:p>
@@ -7690,17 +7731,343 @@
         <w:pStyle w:val="FirstParagraph"/>
       </w:pPr>
       <w:r>
+        <w:rPr>
+          <w:bCs/>
+          <w:b/>
+        </w:rPr>
+        <w:t xml:space="preserve">Fecha:</w:t>
+      </w:r>
+      <w:r>
+        <w:t xml:space="preserve"> </w:t>
+      </w:r>
+      <w:r>
+        <w:t xml:space="preserve">Mayo 2026</w:t>
+      </w:r>
+      <w:r>
+        <w:br/>
+      </w:r>
+      <w:r>
+        <w:rPr>
+          <w:bCs/>
+          <w:b/>
+        </w:rPr>
+        <w:t xml:space="preserve">Confirmado por:</w:t>
+      </w:r>
+      <w:r>
+        <w:t xml:space="preserve"> </w:t>
+      </w:r>
+      <w:r>
+        <w:t xml:space="preserve">METRO SABANAS S.A.S. / CEO Jelkin Zair Carrillo Franco</w:t>
+      </w:r>
+    </w:p>
+    <w:tbl>
+      <w:tblPr>
+        <w:tblStyle w:val="Table"/>
+        <w:tblW w:type="pct" w:w="5000"/>
+        <w:tblLook w:firstRow="1" w:lastRow="0" w:firstColumn="0" w:lastColumn="0" w:noHBand="0" w:noVBand="0" w:val="0020"/>
+        <w:jc w:val="start"/>
+      </w:tblPr>
+      <w:tblGrid>
+        <w:gridCol w:w="2640"/>
+        <w:gridCol w:w="2640"/>
+        <w:gridCol w:w="2640"/>
+      </w:tblGrid>
+      <w:tr>
+        <w:trPr>
+          <w:tblHeader w:val="true"/>
+        </w:trPr>
+        <w:tc>
+          <w:tcPr/>
+          <w:p>
+            <w:pPr>
+              <w:pStyle w:val="Compact"/>
+              <w:jc w:val="left"/>
+            </w:pPr>
+            <w:r>
+              <w:t xml:space="preserve">Componente</w:t>
+            </w:r>
+          </w:p>
+        </w:tc>
+        <w:tc>
+          <w:tcPr/>
+          <w:p>
+            <w:pPr>
+              <w:pStyle w:val="Compact"/>
+              <w:jc w:val="left"/>
+            </w:pPr>
+            <w:r>
+              <w:t xml:space="preserve">Incluido</w:t>
+            </w:r>
+          </w:p>
+        </w:tc>
+        <w:tc>
+          <w:tcPr/>
+          <w:p>
+            <w:pPr>
+              <w:pStyle w:val="Compact"/>
+              <w:jc w:val="left"/>
+            </w:pPr>
+            <w:r>
+              <w:t xml:space="preserve">Nota</w:t>
+            </w:r>
+          </w:p>
+        </w:tc>
+      </w:tr>
+      <w:tr>
+        <w:tc>
+          <w:tcPr/>
+          <w:p>
+            <w:pPr>
+              <w:pStyle w:val="Compact"/>
+              <w:jc w:val="left"/>
+            </w:pPr>
+            <w:r>
+              <w:t xml:space="preserve">Equipamiento ITS embarcado (34 buses)</w:t>
+            </w:r>
+          </w:p>
+        </w:tc>
+        <w:tc>
+          <w:tcPr/>
+          <w:p>
+            <w:pPr>
+              <w:pStyle w:val="Compact"/>
+              <w:jc w:val="left"/>
+            </w:pPr>
+            <w:r>
+              <w:t xml:space="preserve">✅ SÍ</w:t>
+            </w:r>
+          </w:p>
+        </w:tc>
+        <w:tc>
+          <w:tcPr/>
+          <w:p>
+            <w:pPr>
+              <w:pStyle w:val="Compact"/>
+              <w:jc w:val="left"/>
+            </w:pPr>
+            <w:r>
+              <w:t xml:space="preserve">GPS, validadores, CCTV, botón pánico, conectividad</w:t>
+            </w:r>
+          </w:p>
+        </w:tc>
+      </w:tr>
+      <w:tr>
+        <w:tc>
+          <w:tcPr/>
+          <w:p>
+            <w:pPr>
+              <w:pStyle w:val="Compact"/>
+              <w:jc w:val="left"/>
+            </w:pPr>
+            <w:r>
+              <w:t xml:space="preserve">Centro de Control de Operaciones (CCO)</w:t>
+            </w:r>
+          </w:p>
+        </w:tc>
+        <w:tc>
+          <w:tcPr/>
+          <w:p>
+            <w:pPr>
+              <w:pStyle w:val="Compact"/>
+              <w:jc w:val="left"/>
+            </w:pPr>
+            <w:r>
+              <w:t xml:space="preserve">✅ SÍ</w:t>
+            </w:r>
+          </w:p>
+        </w:tc>
+        <w:tc>
+          <w:tcPr/>
+          <w:p>
+            <w:pPr>
+              <w:pStyle w:val="Compact"/>
+              <w:jc w:val="left"/>
+            </w:pPr>
+            <w:r>
+              <w:t xml:space="preserve">Infraestructura, equipamiento, software</w:t>
+            </w:r>
+          </w:p>
+        </w:tc>
+      </w:tr>
+      <w:tr>
+        <w:tc>
+          <w:tcPr/>
+          <w:p>
+            <w:pPr>
+              <w:pStyle w:val="Compact"/>
+              <w:jc w:val="left"/>
+            </w:pPr>
+            <w:r>
+              <w:t xml:space="preserve">Red de conectividad buses-CCO</w:t>
+            </w:r>
+          </w:p>
+        </w:tc>
+        <w:tc>
+          <w:tcPr/>
+          <w:p>
+            <w:pPr>
+              <w:pStyle w:val="Compact"/>
+              <w:jc w:val="left"/>
+            </w:pPr>
+            <w:r>
+              <w:t xml:space="preserve">✅ SÍ</w:t>
+            </w:r>
+          </w:p>
+        </w:tc>
+        <w:tc>
+          <w:tcPr/>
+          <w:p>
+            <w:pPr>
+              <w:pStyle w:val="Compact"/>
+              <w:jc w:val="left"/>
+            </w:pPr>
+            <w:r>
+              <w:t xml:space="preserve">4G/5G, VPN, arquitectura</w:t>
+            </w:r>
+          </w:p>
+        </w:tc>
+      </w:tr>
+      <w:tr>
+        <w:tc>
+          <w:tcPr/>
+          <w:p>
+            <w:pPr>
+              <w:pStyle w:val="Compact"/>
+              <w:jc w:val="left"/>
+            </w:pPr>
+            <w:r>
+              <w:t xml:space="preserve">Paraderos inteligentes</w:t>
+            </w:r>
+          </w:p>
+        </w:tc>
+        <w:tc>
+          <w:tcPr/>
+          <w:p>
+            <w:pPr>
+              <w:pStyle w:val="Compact"/>
+              <w:jc w:val="left"/>
+            </w:pPr>
+            <w:r>
+              <w:t xml:space="preserve">❌ NO</w:t>
+            </w:r>
+          </w:p>
+        </w:tc>
+        <w:tc>
+          <w:tcPr/>
+          <w:p>
+            <w:pPr>
+              <w:pStyle w:val="Compact"/>
+              <w:jc w:val="left"/>
+            </w:pPr>
+            <w:r>
+              <w:t xml:space="preserve">Fase posterior de infraestructura física</w:t>
+            </w:r>
+          </w:p>
+        </w:tc>
+      </w:tr>
+      <w:tr>
+        <w:tc>
+          <w:tcPr/>
+          <w:p>
+            <w:pPr>
+              <w:pStyle w:val="Compact"/>
+              <w:jc w:val="left"/>
+            </w:pPr>
+            <w:r>
+              <w:t xml:space="preserve">EtB (Empresa Telecomunicaciones Bogotá)</w:t>
+            </w:r>
+          </w:p>
+        </w:tc>
+        <w:tc>
+          <w:tcPr/>
+          <w:p>
+            <w:pPr>
+              <w:pStyle w:val="Compact"/>
+              <w:jc w:val="left"/>
+            </w:pPr>
+            <w:r>
+              <w:t xml:space="preserve">❌ NO</w:t>
+            </w:r>
+          </w:p>
+        </w:tc>
+        <w:tc>
+          <w:tcPr/>
+          <w:p>
+            <w:pPr>
+              <w:pStyle w:val="Compact"/>
+              <w:jc w:val="left"/>
+            </w:pPr>
+            <w:r>
+              <w:t xml:space="preserve">No aplica para SETP Sincelejo</w:t>
+            </w:r>
+          </w:p>
+        </w:tc>
+      </w:tr>
+      <w:tr>
+        <w:tc>
+          <w:tcPr/>
+          <w:p>
+            <w:pPr>
+              <w:pStyle w:val="Compact"/>
+              <w:jc w:val="left"/>
+            </w:pPr>
+            <w:r>
+              <w:t xml:space="preserve">Flota y operación</w:t>
+            </w:r>
+          </w:p>
+        </w:tc>
+        <w:tc>
+          <w:tcPr/>
+          <w:p>
+            <w:pPr>
+              <w:pStyle w:val="Compact"/>
+              <w:jc w:val="left"/>
+            </w:pPr>
+            <w:r>
+              <w:t xml:space="preserve">❌ NO</w:t>
+            </w:r>
+          </w:p>
+        </w:tc>
+        <w:tc>
+          <w:tcPr/>
+          <w:p>
+            <w:pPr>
+              <w:pStyle w:val="Compact"/>
+              <w:jc w:val="left"/>
+            </w:pPr>
+            <w:r>
+              <w:t xml:space="preserve">Estructuración tecnológica exclusivamente</w:t>
+            </w:r>
+          </w:p>
+        </w:tc>
+      </w:tr>
+    </w:tbl>
+    <w:bookmarkEnd w:id="64"/>
+    <w:bookmarkStart w:id="65" w:name="anexo-b-carta-de-intención-plantilla"/>
+    <w:p>
+      <w:pPr>
+        <w:pStyle w:val="Heading3"/>
+      </w:pPr>
+      <w:r>
+        <w:t xml:space="preserve">Anexo B: Carta de Intención (Plantilla)</w:t>
+      </w:r>
+    </w:p>
+    <w:p>
+      <w:pPr>
+        <w:pStyle w:val="FirstParagraph"/>
+      </w:pPr>
+      <w:r>
         <w:t xml:space="preserve">INNOVADATACO puede entregar carta de intención para presentar a METRO SABANAS ante el concejo o junta directiva.</w:t>
       </w:r>
     </w:p>
-    <w:bookmarkEnd w:id="63"/>
-    <w:bookmarkStart w:id="64" w:name="X41430be8b21d22f270700b337ba91dcf1d11dbd"/>
+    <w:bookmarkEnd w:id="65"/>
+    <w:bookmarkStart w:id="66" w:name="X15e2efe36ec40d81088b965b15c045da8adc4cc"/>
     <w:p>
       <w:pPr>
         <w:pStyle w:val="Heading3"/>
       </w:pPr>
       <w:r>
-        <w:t xml:space="preserve">Anexo B: Referencias de Proyectos Similares</w:t>
+        <w:t xml:space="preserve">Anexo C: Referencias de Proyectos Similares</w:t>
       </w:r>
     </w:p>
     <w:tbl>
@@ -7862,14 +8229,14 @@
         </w:tc>
       </w:tr>
     </w:tbl>
-    <w:bookmarkEnd w:id="64"/>
-    <w:bookmarkStart w:id="65" w:name="anexo-c-glosario-its"/>
+    <w:bookmarkEnd w:id="66"/>
+    <w:bookmarkStart w:id="67" w:name="anexo-d-glosario-its"/>
     <w:p>
       <w:pPr>
         <w:pStyle w:val="Heading3"/>
       </w:pPr>
       <w:r>
-        <w:t xml:space="preserve">Anexo C: Glosario ITS</w:t>
+        <w:t xml:space="preserve">Anexo D: Glosario ITS</w:t>
       </w:r>
     </w:p>
     <w:p>
@@ -7887,9 +8254,9 @@
         </w:pict>
       </w:r>
     </w:p>
-    <w:bookmarkEnd w:id="65"/>
-    <w:bookmarkEnd w:id="66"/>
-    <w:bookmarkStart w:id="67" w:name="conclusión"/>
+    <w:bookmarkEnd w:id="67"/>
+    <w:bookmarkEnd w:id="68"/>
+    <w:bookmarkStart w:id="69" w:name="conclusión"/>
     <w:p>
       <w:pPr>
         <w:pStyle w:val="Heading2"/>
@@ -7920,6 +8287,48 @@
       </w:r>
       <w:r>
         <w:t xml:space="preserve">para estructurar el componente tecnológico ITS del SETP Sincelejo.</w:t>
+      </w:r>
+    </w:p>
+    <w:p>
+      <w:pPr>
+        <w:pStyle w:val="BodyText"/>
+      </w:pPr>
+      <w:r>
+        <w:rPr>
+          <w:bCs/>
+          <w:b/>
+        </w:rPr>
+        <w:t xml:space="preserve">Alcance Exacto Confirmado:</w:t>
+      </w:r>
+      <w:r>
+        <w:t xml:space="preserve"> </w:t>
+      </w:r>
+      <w:r>
+        <w:t xml:space="preserve">- ✅ Equipamiento ITS embarcado en 34 buses</w:t>
+      </w:r>
+      <w:r>
+        <w:t xml:space="preserve"> </w:t>
+      </w:r>
+      <w:r>
+        <w:t xml:space="preserve">- ✅ Centro de Control de Operaciones (CCO)</w:t>
+      </w:r>
+      <w:r>
+        <w:t xml:space="preserve"> </w:t>
+      </w:r>
+      <w:r>
+        <w:t xml:space="preserve">- ✅ Red de conectividad</w:t>
+      </w:r>
+      <w:r>
+        <w:t xml:space="preserve"> </w:t>
+      </w:r>
+      <w:r>
+        <w:t xml:space="preserve">- ❌ Paraderos (fuera de alcance)</w:t>
+      </w:r>
+      <w:r>
+        <w:t xml:space="preserve"> </w:t>
+      </w:r>
+      <w:r>
+        <w:t xml:space="preserve">- ❌ EtB (no aplica)</w:t>
       </w:r>
     </w:p>
     <w:p>
@@ -8041,8 +8450,8 @@
         <w:t xml:space="preserve">Mayo 2026 — PROPUESTA COMERCIAL</w:t>
       </w:r>
     </w:p>
-    <w:bookmarkEnd w:id="67"/>
-    <w:bookmarkEnd w:id="68"/>
+    <w:bookmarkEnd w:id="69"/>
+    <w:bookmarkEnd w:id="70"/>
     <w:sectPr/>
   </w:body>
 </w:document>
